--- a/content/Bios/Pat_Haggerty.docx
+++ b/content/Bios/Pat_Haggerty.docx
@@ -1,234 +1,8 @@
 
 <file path=word/document.xml><?xml version="1.0" encoding="utf-8"?>
-<w:document xmlns:w14="http://schemas.microsoft.com/office/word/2010/wordml" xmlns:wp14="http://schemas.microsoft.com/office/word/2010/wordprocessingDrawing" xmlns:w="http://schemas.openxmlformats.org/wordprocessingml/2006/main" xmlns:m="http://schemas.openxmlformats.org/officeDocument/2006/math" xmlns:r="http://schemas.openxmlformats.org/officeDocument/2006/relationships" xmlns:o="urn:schemas-microsoft-com:office:office" xmlns:v="urn:schemas-microsoft-com:vml" xmlns:w10="urn:schemas-microsoft-com:office:word" xmlns:a="http://schemas.openxmlformats.org/drawingml/2006/main" xmlns:pic="http://schemas.openxmlformats.org/drawingml/2006/picture" xmlns:wp="http://schemas.openxmlformats.org/drawingml/2006/wordprocessingDrawing" xmlns:mc="http://schemas.openxmlformats.org/markup-compatibility/2006" mc:Ignorable="w14 wp14">
+<w:document xmlns:ns1="http://schemas.openxmlformats.org/markup-compatibility/2006" xmlns:ns2="http://schemas.microsoft.com/office/word/2010/wordml" xmlns:w="http://schemas.openxmlformats.org/wordprocessingml/2006/main" ns1:Ignorable="w14 wp14">
   <w:body>
-    <w:p xmlns:wp14="http://schemas.microsoft.com/office/word/2010/wordml" wp14:textId="77777777">
-      <w:pPr>
-        <w:pStyle w:val="FirstParagraph"/>
-      </w:pPr>
-      <w:r>
-        <w:rPr/>
-        <w:t>2002 Hall of Fame Inductee Pat Haggerty – Denver</w:t>
-      </w:r>
-      <w:r>
-        <w:rPr/>
-        <w:t xml:space="preserve"> </w:t>
-      </w:r>
-      <w:r>
-        <w:rPr/>
-        <w:t xml:space="preserve">Pat Haggerty was born in </w:t>
-      </w:r>
-      <w:r>
-        <w:rPr/>
-        <w:t>June,</w:t>
-      </w:r>
-      <w:r>
-        <w:rPr/>
-        <w:t xml:space="preserve"> 1927 in Denver, Colorado and lived until </w:t>
-      </w:r>
-      <w:r>
-        <w:rPr/>
-        <w:t>December,</w:t>
-      </w:r>
-      <w:r>
-        <w:rPr/>
-        <w:t xml:space="preserve"> 1994.</w:t>
-      </w:r>
-      <w:r>
-        <w:rPr/>
-        <w:t xml:space="preserve"> </w:t>
-      </w:r>
-      <w:r>
-        <w:rPr/>
-        <w:t xml:space="preserve">He taught and </w:t>
-      </w:r>
-      <w:r>
-        <w:rPr/>
-        <w:t>coached at</w:t>
-      </w:r>
-      <w:r>
-        <w:rPr/>
-        <w:t xml:space="preserve"> Abraham Lincoln High School.</w:t>
-      </w:r>
-      <w:r>
-        <w:rPr/>
-        <w:t xml:space="preserve"> </w:t>
-      </w:r>
-      <w:r>
-        <w:rPr/>
-        <w:t xml:space="preserve">Pat graduated from North High in 1944. He served </w:t>
-      </w:r>
-      <w:r>
-        <w:rPr/>
-        <w:t>a short time</w:t>
-      </w:r>
-      <w:r>
-        <w:rPr/>
-        <w:t xml:space="preserve"> in the Navy and then went</w:t>
-      </w:r>
-      <w:r>
-        <w:rPr/>
-        <w:t xml:space="preserve"> </w:t>
-      </w:r>
-      <w:r>
-        <w:rPr/>
-        <w:t>to Greeley for three years and then signed a pro-baseball contract with Detroit. He won a</w:t>
-      </w:r>
-      <w:r>
-        <w:rPr/>
-        <w:t xml:space="preserve"> </w:t>
-      </w:r>
-      <w:r>
-        <w:rPr/>
-        <w:t>batting title in 1950 with the Toledo Mud Hens in the Southern Association. He played his</w:t>
-      </w:r>
-      <w:r>
-        <w:rPr/>
-        <w:t xml:space="preserve"> </w:t>
-      </w:r>
-      <w:r>
-        <w:rPr/>
-        <w:t>final years with the Denver Bears.</w:t>
-      </w:r>
-      <w:r>
-        <w:rPr/>
-        <w:t xml:space="preserve"> </w:t>
-      </w:r>
-      <w:r>
-        <w:rPr/>
-        <w:t xml:space="preserve">Pat became an official during the </w:t>
-      </w:r>
-      <w:r>
-        <w:rPr/>
-        <w:t>off-seasons</w:t>
-      </w:r>
-      <w:r>
-        <w:rPr/>
-        <w:t xml:space="preserve"> in pro-baseball. He officiated high school and</w:t>
-      </w:r>
-      <w:r>
-        <w:rPr/>
-        <w:t xml:space="preserve"> </w:t>
-      </w:r>
-      <w:r>
-        <w:rPr/>
-        <w:t xml:space="preserve">college basketball and </w:t>
-      </w:r>
-      <w:r>
-        <w:rPr/>
-        <w:t>worked</w:t>
-      </w:r>
-      <w:r>
-        <w:rPr/>
-        <w:t xml:space="preserve"> many state tournaments. He refereed football for high</w:t>
-      </w:r>
-      <w:r>
-        <w:rPr/>
-        <w:t xml:space="preserve"> </w:t>
-      </w:r>
-      <w:r>
-        <w:rPr/>
-        <w:t xml:space="preserve">school, college (Skyline, Big 8 and WAC) and </w:t>
-      </w:r>
-      <w:r>
-        <w:rPr/>
-        <w:t>worked</w:t>
-      </w:r>
-      <w:r>
-        <w:rPr/>
-        <w:t xml:space="preserve"> the Orange Bowl. He went into the NFL</w:t>
-      </w:r>
-      <w:r>
-        <w:rPr/>
-        <w:t xml:space="preserve"> </w:t>
-      </w:r>
-      <w:r>
-        <w:rPr/>
-        <w:t>in 1962 and was the Referee in three Super Bowls. When Pat retired from the NFL, he was</w:t>
-      </w:r>
-      <w:r>
-        <w:rPr/>
-        <w:t xml:space="preserve"> </w:t>
-      </w:r>
-      <w:r>
-        <w:rPr/>
-        <w:t>the referee with most years worked. He has been acknowledged as one of the finest</w:t>
-      </w:r>
-      <w:r>
-        <w:rPr/>
-        <w:t xml:space="preserve"> </w:t>
-      </w:r>
-      <w:r>
-        <w:rPr/>
-        <w:t>basketball and football officials in the country (USA). Pat gave many speeches about his</w:t>
-      </w:r>
-      <w:r>
-        <w:rPr/>
-        <w:t xml:space="preserve"> </w:t>
-      </w:r>
-      <w:r>
-        <w:rPr/>
-        <w:t>career as an NFL referee.</w:t>
-      </w:r>
-      <w:r>
-        <w:rPr/>
-        <w:t xml:space="preserve"> </w:t>
-      </w:r>
-      <w:r>
-        <w:rPr/>
-        <w:t>He was the first baseball coach at Lincoln High School and retired in 1990. He led the</w:t>
-      </w:r>
-      <w:r>
-        <w:rPr/>
-        <w:t xml:space="preserve"> </w:t>
-      </w:r>
-      <w:r>
-        <w:rPr/>
-        <w:t>Lancers to three city championships and two times as state runners-up. Pat Haggerty was a</w:t>
-      </w:r>
-      <w:r>
-        <w:rPr/>
-        <w:t xml:space="preserve"> </w:t>
-      </w:r>
-      <w:r>
-        <w:rPr/>
-        <w:t>fine leader of young people in his coaching days. Pat is in the Denver Public Schools Sports</w:t>
-      </w:r>
-      <w:r>
-        <w:rPr/>
-        <w:t xml:space="preserve"> </w:t>
-      </w:r>
-      <w:r>
-        <w:rPr/>
-        <w:t>Hall of Fame.</w:t>
-      </w:r>
-    </w:p>
-    <w:p>
-      <w:pPr>
-        <w:pStyle w:val="BodyText"/>
-      </w:pPr>
-    </w:p>
-    <w:p>
-      <w:pPr>
-        <w:pStyle w:val="Heading2"/>
-        <w:spacing w:before="261" w:beforeAutospacing="off" w:after="261" w:afterAutospacing="off" w:line="300" w:lineRule="auto"/>
-      </w:pPr>
-      <w:r>
-        <w:rPr>
-          <w:rFonts w:ascii="Segoe UI" w:hAnsi="Segoe UI" w:eastAsia="Segoe UI" w:cs="Segoe UI"/>
-          <w:b w:val="1"/>
-          <w:bCs w:val="1"/>
-          <w:i w:val="0"/>
-          <w:iCs w:val="0"/>
-          <w:noProof w:val="0"/>
-          <w:sz w:val="31"/>
-          <w:szCs w:val="31"/>
-          <w:lang w:val="en-US"/>
-        </w:rPr>
-        <w:t>Revised Biography: Pat Haggerty</w:t>
-      </w:r>
-    </w:p>
-    <w:p>
+    <w:p ns2:paraId="7AD74BA4" ns2:textId="07E64650">
       <w:pPr>
         <w:spacing w:before="0" w:beforeAutospacing="off" w:after="0" w:afterAutospacing="off" w:line="300" w:lineRule="auto"/>
       </w:pPr>
@@ -247,7 +21,7 @@
         <w:t>2002 Hall of Fame Inductee – Denver</w:t>
       </w:r>
     </w:p>
-    <w:p>
+    <w:p ns2:paraId="080EACF0" ns2:textId="70A9DE66">
       <w:pPr>
         <w:spacing w:before="0" w:beforeAutospacing="off" w:after="0" w:afterAutospacing="off" w:line="300" w:lineRule="auto"/>
         <w:rPr>
@@ -361,7 +135,7 @@
         <w:t>.</w:t>
       </w:r>
     </w:p>
-    <w:p>
+    <w:p ns2:paraId="6BFC8989" ns2:textId="217A109B">
       <w:pPr>
         <w:spacing w:before="0" w:beforeAutospacing="off" w:after="0" w:afterAutospacing="off" w:line="300" w:lineRule="auto"/>
         <w:rPr>
@@ -475,7 +249,7 @@
         <w:t xml:space="preserve"> At the time of his retirement, he held the distinction of having officiated the most seasons as an NFL referee and was widely regarded as one of the country’s finest officials in both basketball and football.</w:t>
       </w:r>
     </w:p>
-    <w:p>
+    <w:p ns2:paraId="736A66F6" ns2:textId="26305D9D">
       <w:pPr>
         <w:spacing w:before="0" w:beforeAutospacing="off" w:after="0" w:afterAutospacing="off" w:line="300" w:lineRule="auto"/>
         <w:rPr>
@@ -561,7 +335,7 @@
         <w:t xml:space="preserve"> a lasting foundation for the program.</w:t>
       </w:r>
     </w:p>
-    <w:p>
+    <w:p ns2:paraId="729282C5" ns2:textId="40CC73CB">
       <w:pPr>
         <w:spacing w:before="0" w:beforeAutospacing="off" w:after="0" w:afterAutospacing="off" w:line="300" w:lineRule="auto"/>
         <w:rPr>
@@ -647,7 +421,7 @@
         <w:t>.</w:t>
       </w:r>
     </w:p>
-    <w:p>
+    <w:p ns2:paraId="0C33D66F" ns2:textId="3234ABF6">
       <w:pPr>
         <w:pStyle w:val="BodyText"/>
       </w:pPr>
